--- a/src/production/templates/police/courriers/3-Recu paiement.docx
+++ b/src/production/templates/police/courriers/3-Recu paiement.docx
@@ -330,7 +330,6 @@
           </w:p>
           <w:p>
             <w:pPr>
-              <w:jc w:val="both"/>
               <w:rPr>
                 <w:rFonts w:ascii="Avenir" w:hAnsi="Avenir"/>
                 <w:sz w:val="24"/>
@@ -353,12 +352,11 @@
                 <w:sz w:val="24"/>
                 <w:szCs w:val="24"/>
               </w:rPr>
-              <w:t xml:space="preserve">_CODEPOSTAL» </w:t>
-            </w:r>
-          </w:p>
-          <w:p>
-            <w:pPr>
-              <w:jc w:val="both"/>
+              <w:t>_CODEPOSTAL»</w:t>
+            </w:r>
+          </w:p>
+          <w:p>
+            <w:pPr>
               <w:rPr>
                 <w:rFonts w:ascii="Avenir" w:hAnsi="Avenir"/>
                 <w:sz w:val="24"/>
@@ -569,16 +567,6 @@
               </w:rPr>
             </w:pPr>
           </w:p>
-          <w:p>
-            <w:pPr>
-              <w:rPr>
-                <w:rFonts w:ascii="Avenir" w:hAnsi="Avenir"/>
-                <w:b/>
-                <w:sz w:val="24"/>
-                <w:szCs w:val="24"/>
-              </w:rPr>
-            </w:pPr>
-          </w:p>
         </w:tc>
       </w:tr>
       <w:tr>
@@ -1503,7 +1491,7 @@
     </w:p>
     <w:p>
       <w:pPr>
-        <w:ind w:left="2832" w:firstLine="708"/>
+        <w:jc w:val="right"/>
         <w:rPr>
           <w:rFonts w:ascii="Avenir" w:eastAsia="Times New Roman" w:hAnsi="Avenir" w:cstheme="minorHAnsi"/>
           <w:sz w:val="24"/>
@@ -1564,15 +1552,6 @@
         </w:rPr>
       </w:pPr>
     </w:p>
-    <w:p>
-      <w:pPr>
-        <w:rPr>
-          <w:rFonts w:ascii="Avenir" w:hAnsi="Avenir"/>
-          <w:sz w:val="24"/>
-          <w:szCs w:val="24"/>
-        </w:rPr>
-      </w:pPr>
-    </w:p>
     <w:tbl>
       <w:tblPr>
         <w:tblStyle w:val="Grilledutableau"/>
@@ -1646,15 +1625,6 @@
         </w:tc>
       </w:tr>
     </w:tbl>
-    <w:p>
-      <w:pPr>
-        <w:rPr>
-          <w:rFonts w:ascii="Avenir" w:hAnsi="Avenir"/>
-          <w:sz w:val="24"/>
-          <w:szCs w:val="24"/>
-        </w:rPr>
-      </w:pPr>
-    </w:p>
     <w:p>
       <w:pPr>
         <w:rPr>
